--- a/templates/teo.docx
+++ b/templates/teo.docx
@@ -25,7 +25,7 @@
           <w:b/>
           <w:bCs/>
         </w:rPr>
-        <w:t>№ ____</w:t>
+        <w:t>№ {doc_number}</w:t>
       </w:r>
     </w:p>
     <w:p>
@@ -77,7 +77,7 @@
         <w:tab/>
         <w:tab/>
         <w:tab/>
-        <w:t xml:space="preserve">            ____ ____________ 2025 г.</w:t>
+        <w:t xml:space="preserve">            {doc_date}</w:t>
       </w:r>
     </w:p>
     <w:p>
@@ -104,10 +104,10 @@
         <w:rPr>
           <w:b/>
         </w:rPr>
-        <w:t xml:space="preserve">Общество с ограниченной ответственностью «{client_name_full}»,</w:t>
-      </w:r>
-      <w:r>
-        <w:t xml:space="preserve"> именуемое</w:t>
+        <w:t xml:space="preserve">{client_name_full},</w:t>
+      </w:r>
+      <w:r>
+        <w:t xml:space="preserve"> {client_named}</w:t>
       </w:r>
       <w:r>
         <w:rPr>
@@ -125,7 +125,7 @@
         <w:t xml:space="preserve"> </w:t>
       </w:r>
       <w:r>
-        <w:t xml:space="preserve">дальнейшем «Клиент», в лице {client_signatory_role} {client_signatory_gen} </w:t>
+        <w:t xml:space="preserve">дальнейшем «Клиент», в лице {client_signatory_role} {client_signatory_gen}</w:t>
       </w:r>
       <w:r>
         <w:rPr>
@@ -134,7 +134,7 @@
         <w:t>,</w:t>
       </w:r>
       <w:r>
-        <w:t xml:space="preserve"> действующего на основании Устава, с другой стороны, совместно именуемые «Стороны», </w:t>
+        <w:t xml:space="preserve"> {client_acting} на основании Устава, с другой стороны, совместно именуемые «Стороны», </w:t>
       </w:r>
     </w:p>
     <w:p>
@@ -4270,7 +4270,7 @@
                 <w:color w:val="auto"/>
                 <w:sz w:val="20"/>
               </w:rPr>
-              <w:t xml:space="preserve">ООО «{client_name_short}»         </w:t>
+              <w:t xml:space="preserve">{client_name_short}         </w:t>
             </w:r>
           </w:p>
           <w:p>

--- a/templates/teo.docx
+++ b/templates/teo.docx
@@ -4376,14 +4376,14 @@
                 <w:sz w:val="20"/>
                 <w:lang w:val="en-US"/>
               </w:rPr>
-              <w:t xml:space="preserve">mail {client_email}</w:t>
+              <w:t xml:space="preserve">mail</w:t>
             </w:r>
             <w:r>
               <w:rPr>
                 <w:color w:val="auto"/>
                 <w:sz w:val="20"/>
               </w:rPr>
-              <w:t xml:space="preserve">: </w:t>
+              <w:t xml:space="preserve">: {client_email}</w:t>
             </w:r>
           </w:p>
           <w:p>

--- a/templates/teo.docx
+++ b/templates/teo.docx
@@ -66,18 +66,15 @@
     </w:p>
     <w:p>
       <w:pPr>
-        <w:jc w:val="both"/>
+        <w:tabs>
+          <w:tab w:val="right" w:pos="10200"/>
+        </w:tabs>
+        <w:jc w:val="left"/>
       </w:pPr>
       <w:r>
         <w:t>город Пермь</w:t>
         <w:tab/>
-        <w:tab/>
-        <w:tab/>
-        <w:tab/>
-        <w:tab/>
-        <w:tab/>
-        <w:tab/>
-        <w:t xml:space="preserve">            {doc_date}</w:t>
+        <w:t>{doc_date}</w:t>
       </w:r>
     </w:p>
     <w:p>
@@ -131,10 +128,10 @@
         <w:rPr>
           <w:b/>
         </w:rPr>
-        <w:t>,</w:t>
-      </w:r>
-      <w:r>
-        <w:t xml:space="preserve"> {client_acting} на основании Устава, с другой стороны, совместно именуемые «Стороны», </w:t>
+        <w:t/>
+      </w:r>
+      <w:r>
+        <w:t xml:space="preserve">{client_basis}, с другой стороны, совместно именуемые «Стороны», </w:t>
       </w:r>
     </w:p>
     <w:p>
@@ -4669,7 +4666,7 @@
           <w:sz w:val="22"/>
           <w:szCs w:val="22"/>
         </w:rPr>
-        <w:t xml:space="preserve">№ ________ от ____________ </w:t>
+        <w:t xml:space="preserve">№ {doc_number} от {doc_date}</w:t>
       </w:r>
     </w:p>
     <w:p>
@@ -4695,7 +4692,7 @@
     </w:p>
     <w:p>
       <w:r>
-        <w:t xml:space="preserve">А. Настоящим Клиент _____________ поручает Исполнителю ООО «КОМПЛЕКС-27» оказать следующие услуги </w:t>
+        <w:t xml:space="preserve">А. Настоящим Клиент {client_name_short} поручает Исполнителю ООО «КОМПЛЕКС-27» оказать следующие услуги </w:t>
       </w:r>
       <w:r>
         <w:rPr>
@@ -7189,7 +7186,7 @@
           <w:sz w:val="22"/>
           <w:szCs w:val="22"/>
         </w:rPr>
-        <w:t xml:space="preserve">Поручение подал  Клиент     _____________________  </w:t>
+        <w:t xml:space="preserve">Поручение подал  Клиент {client_name_short}, {client_signatory_sign}  </w:t>
         <w:tab/>
         <w:t xml:space="preserve">____________ </w:t>
         <w:tab/>
@@ -7647,7 +7644,7 @@
                 <w:sz w:val="22"/>
                 <w:szCs w:val="22"/>
               </w:rPr>
-              <w:t xml:space="preserve"> _______________</w:t>
+              <w:t xml:space="preserve"> {client_name_short}</w:t>
             </w:r>
           </w:p>
           <w:p>
@@ -7777,13 +7774,13 @@
           <w:sz w:val="22"/>
           <w:szCs w:val="22"/>
         </w:rPr>
-        <w:t xml:space="preserve">№ </w:t>
+        <w:t xml:space="preserve">№ {doc_number} от </w:t>
       </w:r>
       <w:r>
         <w:rPr>
           <w:sz w:val="20"/>
         </w:rPr>
-        <w:t>______________________________</w:t>
+        <w:t>{doc_date}</w:t>
       </w:r>
     </w:p>
     <w:p>
@@ -7859,7 +7856,7 @@
         <w:ind w:left="-567" w:right="-289"/>
       </w:pPr>
       <w:r>
-        <w:t>2. Клиент: __________________________________________________________________</w:t>
+        <w:t>2. Клиент: {client_name_short}</w:t>
       </w:r>
     </w:p>
     <w:p>
@@ -8297,7 +8294,7 @@
               <w:rPr>
                 <w:bCs/>
               </w:rPr>
-              <w:t xml:space="preserve"> __________________              </w:t>
+              <w:t xml:space="preserve"> {client_name_short}</w:t>
             </w:r>
           </w:p>
           <w:p>

--- a/templates/teo.docx
+++ b/templates/teo.docx
@@ -3816,7 +3816,23 @@
           <w:bCs/>
           <w:szCs w:val="24"/>
         </w:rPr>
-        <w:t xml:space="preserve"> Настоящий договор составлен на 10 (десяти) страницах в двух экземплярах на русском языке, имеющих одинаковую юридическую силу, по одному для каждой из Сторон.</w:t>
+        <w:t xml:space="preserve"> Настоящий договор составлен на </w:t>
+      </w:r>
+      <w:fldSimple w:instr=" NUMPAGES \* MERGEFORMAT ">
+        <w:r>
+          <w:rPr>
+            <w:bCs/>
+            <w:szCs w:val="24"/>
+          </w:rPr>
+          <w:t xml:space="preserve">10</w:t>
+        </w:r>
+      </w:fldSimple>
+      <w:r>
+        <w:rPr>
+          <w:bCs/>
+          <w:szCs w:val="24"/>
+        </w:rPr>
+        <w:t xml:space="preserve"> страницах в двух экземплярах на русском языке, имеющих одинаковую юридическую силу, по одному для каждой из Сторон.</w:t>
       </w:r>
     </w:p>
     <w:p>
@@ -3896,6 +3912,9 @@
         <w:gridCol w:w="4949"/>
       </w:tblGrid>
       <w:tr>
+        <w:trPr>
+          <w:cantSplit/>
+        </w:trPr>
         <w:tc>
           <w:tcPr>
             <w:tcW w:w="5000" w:type="dxa"/>
@@ -4107,113 +4126,6 @@
                 <w:sz w:val="20"/>
               </w:rPr>
               <w:t>Корреспондентский счет 30101810500000000207</w:t>
-            </w:r>
-          </w:p>
-          <w:p>
-            <w:pPr>
-              <w:ind w:right="-289"/>
-              <w:jc w:val="both"/>
-              <w:rPr>
-                <w:b/>
-                <w:sz w:val="20"/>
-              </w:rPr>
-            </w:pPr>
-          </w:p>
-          <w:p>
-            <w:pPr>
-              <w:ind w:left="-67" w:right="-289"/>
-              <w:jc w:val="both"/>
-              <w:rPr>
-                <w:b/>
-                <w:bCs/>
-                <w:sz w:val="20"/>
-              </w:rPr>
-            </w:pPr>
-          </w:p>
-          <w:p>
-            <w:pPr>
-              <w:ind w:left="-67" w:right="-289"/>
-              <w:jc w:val="both"/>
-              <w:rPr>
-                <w:b/>
-                <w:bCs/>
-                <w:sz w:val="20"/>
-              </w:rPr>
-            </w:pPr>
-          </w:p>
-          <w:p>
-            <w:pPr>
-              <w:ind w:left="-67" w:right="-289"/>
-              <w:jc w:val="both"/>
-              <w:rPr>
-                <w:b/>
-                <w:bCs/>
-                <w:sz w:val="20"/>
-              </w:rPr>
-            </w:pPr>
-          </w:p>
-          <w:p>
-            <w:pPr>
-              <w:ind w:left="-67" w:right="-289"/>
-              <w:jc w:val="both"/>
-              <w:rPr>
-                <w:b/>
-                <w:bCs/>
-                <w:sz w:val="20"/>
-              </w:rPr>
-            </w:pPr>
-          </w:p>
-          <w:p>
-            <w:pPr>
-              <w:ind w:left="-67" w:right="-289"/>
-              <w:jc w:val="both"/>
-              <w:rPr>
-                <w:b/>
-                <w:bCs/>
-                <w:sz w:val="20"/>
-              </w:rPr>
-            </w:pPr>
-          </w:p>
-          <w:p>
-            <w:pPr>
-              <w:ind w:right="-289"/>
-              <w:jc w:val="both"/>
-              <w:rPr>
-                <w:b/>
-                <w:bCs/>
-                <w:sz w:val="20"/>
-              </w:rPr>
-            </w:pPr>
-          </w:p>
-          <w:p>
-            <w:pPr>
-              <w:ind w:left="-67" w:right="-289"/>
-              <w:jc w:val="both"/>
-              <w:rPr>
-                <w:sz w:val="20"/>
-              </w:rPr>
-            </w:pPr>
-            <w:r>
-              <w:rPr>
-                <w:sz w:val="20"/>
-              </w:rPr>
-              <w:t>____________________ Гайсин В.З.</w:t>
-            </w:r>
-          </w:p>
-          <w:p>
-            <w:pPr>
-              <w:ind w:left="-67" w:right="-289"/>
-              <w:jc w:val="both"/>
-              <w:rPr>
-                <w:sz w:val="20"/>
-              </w:rPr>
-            </w:pPr>
-            <w:r>
-              <w:rPr>
-                <w:sz w:val="20"/>
-                <w:szCs w:val="24"/>
-              </w:rPr>
-              <w:t>М.П.</w:t>
             </w:r>
           </w:p>
         </w:tc>
@@ -4479,87 +4391,16 @@
               <w:t xml:space="preserve">БИК банка {client_bik}</w:t>
             </w:r>
           </w:p>
-          <w:p>
-            <w:pPr>
-              <w:ind w:right="-289"/>
-              <w:jc w:val="both"/>
-              <w:rPr>
-                <w:sz w:val="20"/>
-              </w:rPr>
-            </w:pPr>
-          </w:p>
-          <w:p>
-            <w:pPr>
-              <w:ind w:right="-289"/>
-              <w:jc w:val="both"/>
-              <w:rPr>
-                <w:sz w:val="20"/>
-              </w:rPr>
-            </w:pPr>
-          </w:p>
-          <w:p>
-            <w:pPr>
-              <w:ind w:right="-289"/>
-              <w:jc w:val="both"/>
-              <w:rPr>
-                <w:sz w:val="20"/>
-              </w:rPr>
-            </w:pPr>
-          </w:p>
-          <w:p>
-            <w:pPr>
-              <w:ind w:right="-289"/>
-              <w:jc w:val="both"/>
-              <w:rPr>
-                <w:sz w:val="20"/>
-              </w:rPr>
-            </w:pPr>
-          </w:p>
-          <w:p>
-            <w:pPr>
-              <w:ind w:right="-289"/>
-              <w:jc w:val="both"/>
-              <w:rPr>
-                <w:sz w:val="20"/>
-              </w:rPr>
-            </w:pPr>
-          </w:p>
-          <w:p>
-            <w:pPr>
-              <w:ind w:right="-289"/>
-              <w:jc w:val="both"/>
-              <w:rPr>
-                <w:sz w:val="20"/>
-              </w:rPr>
-            </w:pPr>
-          </w:p>
-          <w:p>
-            <w:pPr>
-              <w:ind w:right="-289"/>
-              <w:jc w:val="both"/>
-              <w:rPr>
-                <w:sz w:val="20"/>
-              </w:rPr>
-            </w:pPr>
-          </w:p>
-          <w:p>
-            <w:pPr>
-              <w:ind w:right="-289"/>
-              <w:jc w:val="both"/>
-              <w:rPr>
-                <w:sz w:val="20"/>
-              </w:rPr>
-            </w:pPr>
-          </w:p>
-          <w:p>
-            <w:pPr>
-              <w:ind w:right="-289"/>
-              <w:jc w:val="both"/>
-              <w:rPr>
-                <w:sz w:val="20"/>
-              </w:rPr>
-            </w:pPr>
-          </w:p>
+        </w:tc>
+      </w:tr>
+      <w:tr>
+        <w:trPr>
+          <w:cantSplit/>
+        </w:trPr>
+        <w:tc>
+          <w:tcPr>
+            <w:tcW w:w="5000" w:type="dxa"/>
+          </w:tcPr>
           <w:p>
             <w:pPr>
               <w:ind w:left="-567" w:right="-289" w:firstLine="709"/>
@@ -4568,6 +4409,102 @@
                 <w:sz w:val="20"/>
               </w:rPr>
             </w:pPr>
+          </w:p>
+          <w:p>
+            <w:pPr>
+              <w:ind w:left="-567" w:right="-289" w:firstLine="709"/>
+              <w:jc w:val="both"/>
+              <w:rPr>
+                <w:sz w:val="20"/>
+              </w:rPr>
+            </w:pPr>
+          </w:p>
+          <w:p>
+            <w:pPr>
+              <w:ind w:left="-567" w:right="-289" w:firstLine="709"/>
+              <w:jc w:val="both"/>
+              <w:rPr>
+                <w:sz w:val="20"/>
+              </w:rPr>
+            </w:pPr>
+          </w:p>
+          <w:p>
+            <w:pPr>
+              <w:ind w:left="-67" w:right="-289"/>
+              <w:jc w:val="both"/>
+              <w:rPr>
+                <w:sz w:val="20"/>
+              </w:rPr>
+            </w:pPr>
+            <w:r>
+              <w:rPr>
+                <w:sz w:val="20"/>
+              </w:rPr>
+              <w:t>____________________ Гайсин В.З.</w:t>
+            </w:r>
+          </w:p>
+          <w:p>
+            <w:pPr>
+              <w:ind w:left="-67" w:right="-289"/>
+              <w:jc w:val="both"/>
+              <w:rPr>
+                <w:sz w:val="20"/>
+              </w:rPr>
+            </w:pPr>
+            <w:r>
+              <w:rPr>
+                <w:sz w:val="20"/>
+                <w:szCs w:val="24"/>
+              </w:rPr>
+              <w:t>М.П.</w:t>
+            </w:r>
+          </w:p>
+        </w:tc>
+        <w:tc>
+          <w:tcPr>
+            <w:tcW w:w="4952" w:type="dxa"/>
+          </w:tcPr>
+          <w:p>
+            <w:pPr>
+              <w:ind w:left="-567" w:right="-289" w:firstLine="709"/>
+              <w:jc w:val="both"/>
+              <w:rPr>
+                <w:b/>
+                <w:color w:val="auto"/>
+                <w:sz w:val="20"/>
+              </w:rPr>
+            </w:pPr>
+          </w:p>
+          <w:p>
+            <w:pPr>
+              <w:ind w:left="-567" w:right="-289" w:firstLine="709"/>
+              <w:jc w:val="both"/>
+              <w:rPr>
+                <w:b/>
+                <w:color w:val="auto"/>
+                <w:sz w:val="20"/>
+              </w:rPr>
+            </w:pPr>
+          </w:p>
+          <w:p>
+            <w:pPr>
+              <w:ind w:left="-567" w:right="-289" w:firstLine="709"/>
+              <w:jc w:val="both"/>
+              <w:rPr>
+                <w:b/>
+                <w:color w:val="auto"/>
+                <w:sz w:val="20"/>
+              </w:rPr>
+            </w:pPr>
+          </w:p>
+          <w:p>
+            <w:pPr>
+              <w:ind w:left="-567" w:right="-289" w:firstLine="709"/>
+              <w:jc w:val="both"/>
+              <w:rPr>
+                <w:sz w:val="20"/>
+              </w:rPr>
+            </w:pPr>
             <w:r>
               <w:rPr>
                 <w:sz w:val="20"/>
@@ -4586,7 +4523,7 @@
                 <w:color w:val="auto"/>
                 <w:sz w:val="20"/>
               </w:rPr>
-              <w:t>ФИО  руководителя</w:t>
+              <w:t>{client_signatory_sign}</w:t>
             </w:r>
           </w:p>
           <w:p>
@@ -7640,6 +7577,7 @@
             </w:pPr>
             <w:r>
               <w:rPr>
+                <w:b/>
                 <w:bCs/>
                 <w:sz w:val="22"/>
                 <w:szCs w:val="22"/>
@@ -8292,6 +8230,7 @@
             </w:pPr>
             <w:r>
               <w:rPr>
+                <w:b/>
                 <w:bCs/>
               </w:rPr>
               <w:t xml:space="preserve"> {client_name_short}</w:t>

--- a/templates/teo.docx
+++ b/templates/teo.docx
@@ -3847,6 +3847,7 @@
     </w:p>
     <w:p>
       <w:pPr>
+        <w:keepNext/>
         <w:ind w:firstLine="540"/>
         <w:jc w:val="center"/>
         <w:rPr>
@@ -3864,6 +3865,7 @@
     </w:p>
     <w:p>
       <w:pPr>
+        <w:keepNext/>
         <w:ind w:firstLine="540"/>
         <w:jc w:val="both"/>
         <w:rPr>
@@ -3882,6 +3884,7 @@
     </w:p>
     <w:p>
       <w:pPr>
+        <w:keepNext/>
         <w:ind w:firstLine="540"/>
         <w:jc w:val="both"/>
         <w:rPr>
@@ -3893,6 +3896,7 @@
     <w:p>
       <w:pPr>
         <w:pStyle w:val="2"/>
+        <w:keepNext/>
         <w:ind w:left="5760" w:firstLine="0"/>
         <w:jc w:val="both"/>
         <w:rPr>
@@ -3921,6 +3925,7 @@
           </w:tcPr>
           <w:p>
             <w:pPr>
+              <w:keepNext/>
               <w:ind w:left="-567" w:right="-289" w:firstLine="500"/>
               <w:jc w:val="both"/>
               <w:rPr>
@@ -3949,6 +3954,7 @@
           </w:p>
           <w:p>
             <w:pPr>
+              <w:keepNext/>
               <w:ind w:left="-567" w:right="-289" w:firstLine="500"/>
               <w:jc w:val="both"/>
               <w:rPr>
@@ -3968,6 +3974,7 @@
           </w:p>
           <w:p>
             <w:pPr>
+              <w:keepNext/>
               <w:ind w:left="-567" w:right="-289" w:firstLine="709"/>
               <w:jc w:val="both"/>
               <w:rPr>
@@ -3977,6 +3984,7 @@
           </w:p>
           <w:p>
             <w:pPr>
+              <w:keepNext/>
               <w:ind w:left="-67" w:right="315"/>
               <w:jc w:val="both"/>
               <w:rPr>
@@ -3992,6 +4000,7 @@
           </w:p>
           <w:p>
             <w:pPr>
+              <w:keepNext/>
               <w:ind w:left="-67" w:right="315"/>
               <w:jc w:val="both"/>
               <w:rPr>
@@ -4007,6 +4016,7 @@
           </w:p>
           <w:p>
             <w:pPr>
+              <w:keepNext/>
               <w:ind w:left="-67" w:right="315"/>
               <w:jc w:val="both"/>
               <w:rPr>
@@ -4022,6 +4032,7 @@
           </w:p>
           <w:p>
             <w:pPr>
+              <w:keepNext/>
               <w:ind w:left="-67" w:right="315"/>
               <w:jc w:val="both"/>
               <w:rPr>
@@ -4037,6 +4048,7 @@
           </w:p>
           <w:p>
             <w:pPr>
+              <w:keepNext/>
               <w:ind w:left="-67" w:right="315"/>
               <w:jc w:val="both"/>
               <w:rPr>
@@ -4052,6 +4064,7 @@
           </w:p>
           <w:p>
             <w:pPr>
+              <w:keepNext/>
               <w:ind w:left="-67" w:right="315"/>
               <w:jc w:val="both"/>
               <w:rPr>
@@ -4068,6 +4081,7 @@
           </w:p>
           <w:p>
             <w:pPr>
+              <w:keepNext/>
               <w:ind w:left="-67" w:right="315"/>
               <w:jc w:val="both"/>
               <w:rPr>
@@ -4083,6 +4097,7 @@
           </w:p>
           <w:p>
             <w:pPr>
+              <w:keepNext/>
               <w:ind w:left="-67" w:right="315"/>
               <w:jc w:val="both"/>
               <w:rPr>
@@ -4098,6 +4113,7 @@
           </w:p>
           <w:p>
             <w:pPr>
+              <w:keepNext/>
               <w:ind w:left="-67" w:right="315"/>
               <w:jc w:val="both"/>
               <w:rPr>
@@ -4115,6 +4131,7 @@
           </w:p>
           <w:p>
             <w:pPr>
+              <w:keepNext/>
               <w:ind w:left="-67" w:right="315"/>
               <w:jc w:val="both"/>
               <w:rPr>
@@ -4135,6 +4152,7 @@
           </w:tcPr>
           <w:p>
             <w:pPr>
+              <w:keepNext/>
               <w:ind w:left="-567" w:right="-289" w:firstLine="709"/>
               <w:rPr>
                 <w:sz w:val="20"/>
@@ -4165,6 +4183,7 @@
           </w:p>
           <w:p>
             <w:pPr>
+              <w:keepNext/>
               <w:ind w:left="-567" w:right="-289" w:firstLine="709"/>
               <w:jc w:val="both"/>
               <w:rPr>
@@ -4184,6 +4203,7 @@
           </w:p>
           <w:p>
             <w:pPr>
+              <w:keepNext/>
               <w:ind w:left="-567" w:right="-289" w:firstLine="709"/>
               <w:jc w:val="both"/>
               <w:rPr>
@@ -4195,6 +4215,7 @@
           </w:p>
           <w:p>
             <w:pPr>
+              <w:keepNext/>
               <w:ind w:left="-567" w:right="-289" w:firstLine="709"/>
               <w:jc w:val="both"/>
               <w:rPr>
@@ -4207,39 +4228,30 @@
                 <w:color w:val="auto"/>
                 <w:sz w:val="20"/>
               </w:rPr>
-              <w:t xml:space="preserve">Юридический адрес: {client_legal_address}</w:t>
+              <w:t xml:space="preserve">{#client_requisites}</w:t>
             </w:r>
-            <w:r>
-              <w:rPr>
-                <w:color w:val="auto"/>
-                <w:szCs w:val="24"/>
-              </w:rPr>
-              <w:t xml:space="preserve"> </w:t>
-            </w:r>
-          </w:p>
-          <w:p>
-            <w:pPr>
+          </w:p>
+          <w:p>
+            <w:pPr>
+              <w:keepNext/>
               <w:ind w:left="-567" w:right="-289" w:firstLine="709"/>
               <w:jc w:val="both"/>
               <w:rPr>
-                <w:rFonts w:eastAsia="MS Mincho"/>
                 <w:color w:val="auto"/>
                 <w:sz w:val="20"/>
-                <w:lang w:eastAsia="ja-JP"/>
               </w:rPr>
             </w:pPr>
             <w:r>
               <w:rPr>
-                <w:rFonts w:eastAsia="MS Mincho"/>
                 <w:color w:val="auto"/>
                 <w:sz w:val="20"/>
-                <w:lang w:eastAsia="ja-JP"/>
-              </w:rPr>
-              <w:t xml:space="preserve">Почтовый адрес: {client_postal_address}</w:t>
+              </w:rPr>
+              <w:t xml:space="preserve">{line}</w:t>
             </w:r>
           </w:p>
           <w:p>
             <w:pPr>
+              <w:keepNext/>
               <w:ind w:left="-567" w:right="-289" w:firstLine="709"/>
               <w:jc w:val="both"/>
               <w:rPr>
@@ -4252,143 +4264,7 @@
                 <w:color w:val="auto"/>
                 <w:sz w:val="20"/>
               </w:rPr>
-              <w:t xml:space="preserve">Телефон: {client_phone} </w:t>
-            </w:r>
-          </w:p>
-          <w:p>
-            <w:pPr>
-              <w:ind w:left="-567" w:right="-289" w:firstLine="709"/>
-              <w:jc w:val="both"/>
-              <w:rPr>
-                <w:color w:val="auto"/>
-                <w:sz w:val="20"/>
-              </w:rPr>
-            </w:pPr>
-            <w:r>
-              <w:rPr>
-                <w:color w:val="auto"/>
-                <w:sz w:val="20"/>
-                <w:lang w:val="en-US"/>
-              </w:rPr>
-              <w:t>E</w:t>
-            </w:r>
-            <w:r>
-              <w:rPr>
-                <w:color w:val="auto"/>
-                <w:sz w:val="20"/>
-              </w:rPr>
-              <w:t>-</w:t>
-            </w:r>
-            <w:r>
-              <w:rPr>
-                <w:color w:val="auto"/>
-                <w:sz w:val="20"/>
-                <w:lang w:val="en-US"/>
-              </w:rPr>
-              <w:t xml:space="preserve">mail</w:t>
-            </w:r>
-            <w:r>
-              <w:rPr>
-                <w:color w:val="auto"/>
-                <w:sz w:val="20"/>
-              </w:rPr>
-              <w:t xml:space="preserve">: {client_email}</w:t>
-            </w:r>
-          </w:p>
-          <w:p>
-            <w:pPr>
-              <w:ind w:left="-567" w:right="-289" w:firstLine="709"/>
-              <w:jc w:val="both"/>
-              <w:rPr>
-                <w:color w:val="auto"/>
-                <w:sz w:val="20"/>
-              </w:rPr>
-            </w:pPr>
-            <w:r>
-              <w:rPr>
-                <w:color w:val="auto"/>
-                <w:sz w:val="20"/>
-              </w:rPr>
-              <w:t xml:space="preserve">ИНН/КПП {client_inn_kpp} </w:t>
-            </w:r>
-          </w:p>
-          <w:p>
-            <w:pPr>
-              <w:ind w:left="-567" w:right="-289" w:firstLine="709"/>
-              <w:jc w:val="both"/>
-              <w:rPr>
-                <w:color w:val="auto"/>
-                <w:sz w:val="20"/>
-              </w:rPr>
-            </w:pPr>
-            <w:r>
-              <w:rPr>
-                <w:color w:val="auto"/>
-                <w:sz w:val="20"/>
-              </w:rPr>
-              <w:t xml:space="preserve">ОГРН {client_ogrn} </w:t>
-            </w:r>
-          </w:p>
-          <w:p>
-            <w:pPr>
-              <w:ind w:left="-567" w:right="-289" w:firstLine="709"/>
-              <w:jc w:val="both"/>
-              <w:rPr>
-                <w:color w:val="auto"/>
-                <w:sz w:val="20"/>
-              </w:rPr>
-            </w:pPr>
-            <w:r>
-              <w:rPr>
-                <w:color w:val="auto"/>
-                <w:sz w:val="20"/>
-              </w:rPr>
-              <w:t xml:space="preserve">Расчетный счет: {client_account} </w:t>
-            </w:r>
-          </w:p>
-          <w:p>
-            <w:pPr>
-              <w:ind w:left="-567" w:right="-289" w:firstLine="709"/>
-              <w:jc w:val="both"/>
-              <w:rPr>
-                <w:color w:val="auto"/>
-                <w:sz w:val="20"/>
-              </w:rPr>
-            </w:pPr>
-          </w:p>
-          <w:p>
-            <w:pPr>
-              <w:ind w:left="-567" w:right="-289" w:firstLine="709"/>
-              <w:jc w:val="both"/>
-              <w:rPr>
-                <w:color w:val="auto"/>
-                <w:sz w:val="20"/>
-              </w:rPr>
-            </w:pPr>
-            <w:r>
-              <w:rPr>
-                <w:color w:val="auto"/>
-                <w:sz w:val="20"/>
-              </w:rPr>
-              <w:lastRenderedPageBreak/>
-              <w:t xml:space="preserve">Корреспондентский счет: {client_corr_account} </w:t>
-            </w:r>
-          </w:p>
-          <w:p>
-            <w:pPr>
-              <w:ind w:left="-567" w:right="-289" w:firstLine="709"/>
-              <w:jc w:val="both"/>
-              <w:rPr>
-                <w:color w:val="auto"/>
-                <w:sz w:val="20"/>
-              </w:rPr>
-            </w:pPr>
-            <w:r>
-              <w:rPr>
-                <w:color w:val="auto"/>
-                <w:sz w:val="20"/>
-              </w:rPr>
-              <w:t xml:space="preserve">БИК банка {client_bik}</w:t>
+              <w:t xml:space="preserve">{/client_requisites}</w:t>
             </w:r>
           </w:p>
         </w:tc>

--- a/templates/teo.docx
+++ b/templates/teo.docx
@@ -3926,7 +3926,7 @@
           <w:p>
             <w:pPr>
               <w:keepNext/>
-              <w:ind w:left="-567" w:right="-289" w:firstLine="500"/>
+              <w:ind w:left="0" w:right="0" w:firstLine="0"/>
               <w:jc w:val="both"/>
               <w:rPr>
                 <w:sz w:val="20"/>
@@ -3955,7 +3955,7 @@
           <w:p>
             <w:pPr>
               <w:keepNext/>
-              <w:ind w:left="-567" w:right="-289" w:firstLine="500"/>
+              <w:ind w:left="0" w:right="0" w:firstLine="0"/>
               <w:jc w:val="both"/>
               <w:rPr>
                 <w:b/>
@@ -3975,7 +3975,7 @@
           <w:p>
             <w:pPr>
               <w:keepNext/>
-              <w:ind w:left="-567" w:right="-289" w:firstLine="709"/>
+              <w:ind w:left="0" w:right="0" w:firstLine="0"/>
               <w:jc w:val="both"/>
               <w:rPr>
                 <w:sz w:val="20"/>
@@ -3985,7 +3985,7 @@
           <w:p>
             <w:pPr>
               <w:keepNext/>
-              <w:ind w:left="-67" w:right="315"/>
+              <w:ind w:left="0" w:right="0" w:firstLine="0"/>
               <w:jc w:val="both"/>
               <w:rPr>
                 <w:sz w:val="20"/>
@@ -4001,7 +4001,7 @@
           <w:p>
             <w:pPr>
               <w:keepNext/>
-              <w:ind w:left="-67" w:right="315"/>
+              <w:ind w:left="0" w:right="0" w:firstLine="0"/>
               <w:jc w:val="both"/>
               <w:rPr>
                 <w:sz w:val="20"/>
@@ -4017,7 +4017,7 @@
           <w:p>
             <w:pPr>
               <w:keepNext/>
-              <w:ind w:left="-67" w:right="315"/>
+              <w:ind w:left="0" w:right="0" w:firstLine="0"/>
               <w:jc w:val="both"/>
               <w:rPr>
                 <w:sz w:val="20"/>
@@ -4033,7 +4033,7 @@
           <w:p>
             <w:pPr>
               <w:keepNext/>
-              <w:ind w:left="-67" w:right="315"/>
+              <w:ind w:left="0" w:right="0" w:firstLine="0"/>
               <w:jc w:val="both"/>
               <w:rPr>
                 <w:sz w:val="20"/>
@@ -4049,7 +4049,7 @@
           <w:p>
             <w:pPr>
               <w:keepNext/>
-              <w:ind w:left="-67" w:right="315"/>
+              <w:ind w:left="0" w:right="0" w:firstLine="0"/>
               <w:jc w:val="both"/>
               <w:rPr>
                 <w:sz w:val="20"/>
@@ -4065,7 +4065,7 @@
           <w:p>
             <w:pPr>
               <w:keepNext/>
-              <w:ind w:left="-67" w:right="315"/>
+              <w:ind w:left="0" w:right="0" w:firstLine="0"/>
               <w:jc w:val="both"/>
               <w:rPr>
                 <w:sz w:val="20"/>
@@ -4082,7 +4082,7 @@
           <w:p>
             <w:pPr>
               <w:keepNext/>
-              <w:ind w:left="-67" w:right="315"/>
+              <w:ind w:left="0" w:right="0" w:firstLine="0"/>
               <w:jc w:val="both"/>
               <w:rPr>
                 <w:sz w:val="20"/>
@@ -4098,7 +4098,7 @@
           <w:p>
             <w:pPr>
               <w:keepNext/>
-              <w:ind w:left="-67" w:right="315"/>
+              <w:ind w:left="0" w:right="0" w:firstLine="0"/>
               <w:jc w:val="both"/>
               <w:rPr>
                 <w:sz w:val="20"/>
@@ -4114,7 +4114,7 @@
           <w:p>
             <w:pPr>
               <w:keepNext/>
-              <w:ind w:left="-67" w:right="315"/>
+              <w:ind w:left="0" w:right="0" w:firstLine="0"/>
               <w:jc w:val="both"/>
               <w:rPr>
                 <w:sz w:val="20"/>
@@ -4132,7 +4132,7 @@
           <w:p>
             <w:pPr>
               <w:keepNext/>
-              <w:ind w:left="-67" w:right="315"/>
+              <w:ind w:left="0" w:right="0" w:firstLine="0"/>
               <w:jc w:val="both"/>
               <w:rPr>
                 <w:sz w:val="20"/>
@@ -4153,7 +4153,7 @@
           <w:p>
             <w:pPr>
               <w:keepNext/>
-              <w:ind w:left="-567" w:right="-289" w:firstLine="709"/>
+              <w:ind w:left="0" w:right="0" w:firstLine="0"/>
               <w:rPr>
                 <w:sz w:val="20"/>
               </w:rPr>
@@ -4184,7 +4184,7 @@
           <w:p>
             <w:pPr>
               <w:keepNext/>
-              <w:ind w:left="-567" w:right="-289" w:firstLine="709"/>
+              <w:ind w:left="0" w:right="0" w:firstLine="0"/>
               <w:jc w:val="both"/>
               <w:rPr>
                 <w:b/>
@@ -4204,7 +4204,7 @@
           <w:p>
             <w:pPr>
               <w:keepNext/>
-              <w:ind w:left="-567" w:right="-289" w:firstLine="709"/>
+              <w:ind w:left="0" w:right="0" w:firstLine="0"/>
               <w:jc w:val="both"/>
               <w:rPr>
                 <w:b/>
@@ -4216,7 +4216,7 @@
           <w:p>
             <w:pPr>
               <w:keepNext/>
-              <w:ind w:left="-567" w:right="-289" w:firstLine="709"/>
+              <w:ind w:left="0" w:right="0" w:firstLine="0"/>
               <w:jc w:val="both"/>
               <w:rPr>
                 <w:color w:val="auto"/>
@@ -4234,7 +4234,7 @@
           <w:p>
             <w:pPr>
               <w:keepNext/>
-              <w:ind w:left="-567" w:right="-289" w:firstLine="709"/>
+              <w:ind w:left="0" w:right="0" w:firstLine="0"/>
               <w:jc w:val="both"/>
               <w:rPr>
                 <w:color w:val="auto"/>
@@ -4252,7 +4252,7 @@
           <w:p>
             <w:pPr>
               <w:keepNext/>
-              <w:ind w:left="-567" w:right="-289" w:firstLine="709"/>
+              <w:ind w:left="0" w:right="0" w:firstLine="0"/>
               <w:jc w:val="both"/>
               <w:rPr>
                 <w:color w:val="auto"/>
@@ -4279,7 +4279,7 @@
           </w:tcPr>
           <w:p>
             <w:pPr>
-              <w:ind w:left="-567" w:right="-289" w:firstLine="709"/>
+              <w:ind w:left="0" w:right="0" w:firstLine="0"/>
               <w:jc w:val="both"/>
               <w:rPr>
                 <w:sz w:val="20"/>
@@ -4288,7 +4288,7 @@
           </w:p>
           <w:p>
             <w:pPr>
-              <w:ind w:left="-567" w:right="-289" w:firstLine="709"/>
+              <w:ind w:left="0" w:right="0" w:firstLine="0"/>
               <w:jc w:val="both"/>
               <w:rPr>
                 <w:sz w:val="20"/>
@@ -4297,7 +4297,7 @@
           </w:p>
           <w:p>
             <w:pPr>
-              <w:ind w:left="-567" w:right="-289" w:firstLine="709"/>
+              <w:ind w:left="0" w:right="0" w:firstLine="0"/>
               <w:jc w:val="both"/>
               <w:rPr>
                 <w:sz w:val="20"/>
@@ -4306,7 +4306,7 @@
           </w:p>
           <w:p>
             <w:pPr>
-              <w:ind w:left="-67" w:right="-289"/>
+              <w:ind w:left="0" w:right="0" w:firstLine="0"/>
               <w:jc w:val="both"/>
               <w:rPr>
                 <w:sz w:val="20"/>
@@ -4321,7 +4321,7 @@
           </w:p>
           <w:p>
             <w:pPr>
-              <w:ind w:left="-67" w:right="-289"/>
+              <w:ind w:left="0" w:right="0" w:firstLine="0"/>
               <w:jc w:val="both"/>
               <w:rPr>
                 <w:sz w:val="20"/>
@@ -4342,7 +4342,7 @@
           </w:tcPr>
           <w:p>
             <w:pPr>
-              <w:ind w:left="-567" w:right="-289" w:firstLine="709"/>
+              <w:ind w:left="0" w:right="0" w:firstLine="0"/>
               <w:jc w:val="both"/>
               <w:rPr>
                 <w:b/>
@@ -4353,7 +4353,7 @@
           </w:p>
           <w:p>
             <w:pPr>
-              <w:ind w:left="-567" w:right="-289" w:firstLine="709"/>
+              <w:ind w:left="0" w:right="0" w:firstLine="0"/>
               <w:jc w:val="both"/>
               <w:rPr>
                 <w:b/>
@@ -4364,7 +4364,7 @@
           </w:p>
           <w:p>
             <w:pPr>
-              <w:ind w:left="-567" w:right="-289" w:firstLine="709"/>
+              <w:ind w:left="0" w:right="0" w:firstLine="0"/>
               <w:jc w:val="both"/>
               <w:rPr>
                 <w:b/>
@@ -4375,7 +4375,7 @@
           </w:p>
           <w:p>
             <w:pPr>
-              <w:ind w:left="-567" w:right="-289" w:firstLine="709"/>
+              <w:ind w:left="0" w:right="0" w:firstLine="0"/>
               <w:jc w:val="both"/>
               <w:rPr>
                 <w:sz w:val="20"/>
@@ -4404,7 +4404,7 @@
           </w:p>
           <w:p>
             <w:pPr>
-              <w:ind w:left="-567" w:right="-289" w:firstLine="709"/>
+              <w:ind w:left="0" w:right="0" w:firstLine="0"/>
               <w:jc w:val="both"/>
               <w:rPr>
                 <w:sz w:val="20"/>
@@ -4422,18 +4422,6 @@
         </w:tc>
       </w:tr>
     </w:tbl>
-    <w:p>
-      <w:pPr>
-        <w:pStyle w:val="2"/>
-        <w:ind w:firstLine="0"/>
-        <w:jc w:val="both"/>
-        <w:rPr>
-          <w:sz w:val="22"/>
-        </w:rPr>
-      </w:pPr>
-    </w:p>
-    <w:p/>
-    <w:p/>
     <w:p>
       <w:pPr>
         <w:pStyle w:val="2"/>
@@ -6999,7 +6987,7 @@
           <w:sz w:val="22"/>
           <w:szCs w:val="22"/>
         </w:rPr>
-        <w:t xml:space="preserve">Поручение подал  Клиент {client_name_short}, {client_signatory_sign}  </w:t>
+        <w:t xml:space="preserve">Поручение подал  Клиент ______________________________  </w:t>
         <w:tab/>
         <w:t xml:space="preserve">____________ </w:t>
         <w:tab/>

--- a/templates/teo.docx
+++ b/templates/teo.docx
@@ -3818,15 +3818,13 @@
         </w:rPr>
         <w:t xml:space="preserve"> Настоящий договор составлен на </w:t>
       </w:r>
-      <w:fldSimple w:instr=" NUMPAGES \* MERGEFORMAT ">
-        <w:r>
-          <w:rPr>
-            <w:bCs/>
-            <w:szCs w:val="24"/>
-          </w:rPr>
-          <w:t xml:space="preserve">10</w:t>
-        </w:r>
-      </w:fldSimple>
+      <w:r>
+        <w:rPr>
+          <w:bCs/>
+          <w:szCs w:val="24"/>
+        </w:rPr>
+        <w:t xml:space="preserve">10</w:t>
+      </w:r>
       <w:r>
         <w:rPr>
           <w:bCs/>
